--- a/example_articles/states/Virginia/4.states_Virginia_Other_publisher.docx
+++ b/example_articles/states/Virginia/4.states_Virginia_Other_publisher.docx
@@ -27,17 +27,17 @@
     </w:p>
     <w:p>
       <w:r>
-        <w:t>Source File: Other publishers/Files (500) (27).DOCX</w:t>
+        <w:t>Source file: Other publishers/Files (500) (27).DOCX</w:t>
       </w:r>
     </w:p>
     <w:p>
       <w:r>
-        <w:t>Raw locations result: ['Virginia']</w:t>
+        <w:t>Raw locations result, 'locations': ['Virginia']</w:t>
       </w:r>
     </w:p>
     <w:p>
       <w:r>
-        <w:t>states_stand_flat (Standardized): Virginia</w:t>
+        <w:t>Standardized locations result, 'states_stand_flat': Virginia</w:t>
       </w:r>
     </w:p>
     <w:p>

--- a/example_articles/states/Virginia/4.states_Virginia_Other_publisher.docx
+++ b/example_articles/states/Virginia/4.states_Virginia_Other_publisher.docx
@@ -7,7 +7,7 @@
         <w:pStyle w:val="Heading1"/>
       </w:pPr>
       <w:r>
-        <w:t>WATCHDOG TACKLING A TAXING PROBLEM&lt; IT'S CALLED THE SCHOOL REAL ESTATE TAX.&lt; WALLACE H. NUNN CALLS IT A SCOURGE OF THE ELDERLY AND POOR.</w:t>
+        <w:t>For some elderly, fear darkens golden years / Richmond, Va., seniors easy prey</w:t>
       </w:r>
     </w:p>
     <w:p>
@@ -17,12 +17,12 @@
     </w:p>
     <w:p>
       <w:r>
-        <w:t>Date: 1996-05-12</w:t>
+        <w:t>Date: 1994-11-17</w:t>
       </w:r>
     </w:p>
     <w:p>
       <w:r>
-        <w:t>Section: NEIGHBORS MAIN LINE &amp; DELAWARE; Pg. MD01</w:t>
+        <w:t>Section: NEWS; Pg. 7A</w:t>
       </w:r>
     </w:p>
     <w:p>
@@ -49,45 +49,93 @@
     </w:p>
     <w:p>
       <w:r>
-        <w:t>When supplicants approach the Delaware County Council to appeal for this grant or that appropriation, they can pretty much count on a grilling from Councilman Wallace H. Nunn.</w:t>
+        <w:t>Virginia Seward peers around her door, one finger poised over a little red "panic button" wired to a police station.</w:t>
         <w:br/>
-        <w:t>How much? What for? Who's getting it?</w:t>
+        <w:t>Electronic security went in, she explains, after the third burglar cleaned her out.</w:t>
         <w:br/>
-        <w:t>The Drexel Hill Republican has to know. In his nearly two years on the all-Republican council, Nunn has made a point of wearing his role as tax-dollar watchdog on his sleeve.</w:t>
+        <w:t>The 67-year-old widow even had sensors hidden under the carpet lest anybody get past wired windows and doors.</w:t>
         <w:br/>
-        <w:t>"People come to us as self-described victims," Nunn said. "And I'm in the position of saying, 'Well, to help you, I have to make a victim out of somebody else.' "</w:t>
+        <w:t>"I raised all my kids in this neighborhood and there was never any trouble," Seward says. "You never locked the doors. You could sleep out on the porch on hot nights.</w:t>
         <w:br/>
-        <w:t>That somebody else, Nunn says, is often an elderly homeowner living on a small income whose property taxes are eating away at an already meager standard of living.</w:t>
+        <w:t>"Do that now and you'd be looking for trouble."</w:t>
         <w:br/>
-        <w:t>Having made that point, Nunn then goes on to his political passion - tax reform, specifically as it applies to school funding. "Real estate taxes are among the most regressive taxes we have," Nunn said. "What real estate taxes in Pennsylvania have done is create economic apartheid, where the tax system rewards you for being able to move from one community to another."</w:t>
+        <w:t>Hard times rule here in the Bainbridge Street neighborhood of South Richmond. The factories and warehouses that once supported a lively working class have given way to decline, drugs and crime.</w:t>
         <w:br/>
-        <w:t>A managing director at an investment firm, Nunn researched the impact of real estate taxes in various communities. He found that as a percentage of income, taxpayers in some of the county's working-class towns pay almost double what those in more affluent municipalities pay in property and earned income taxes. Since most local taxes go to education, it is the school real estate tax that needs to be re-worked, Nunn said.</w:t>
+        <w:t>And Seward - like millions of elderly who live in low-income, high-crime neighborhoods of the nation's cities - lives out her golden years in fear.</w:t>
         <w:br/>
-        <w:t>Although he frequently describes himself as a conservative, when he talks about school taxes, Nunn sounds downright Kennedy-esque. "If we have decided as a society that children have a right to some basic level of education," Nunn said, "then we have the responsibility to spread the cost of that education across society, and not set up artificial boundaries and create a situation where people who are lucky enough can profit by passing through those boundaries."</w:t>
+        <w:t>"I can't afford to go anyplace else," she says. "I couldn't get enough out of my house."</w:t>
         <w:br/>
-        <w:t>Nunn wants to shift the cost of education from real estate taxes to the state income tax. While his ambition may be lofty for a county-level elected official, he already has gained the support of Delaware County's most powerful GOP political leaders.</w:t>
+        <w:t>So where thrive has become survive, she and next-door neighbor Frances Hall, 75, do what so many elderly do: They check up on one another, they stay wary, and they don't go out much at night.</w:t>
         <w:br/>
-        <w:t>"We told Wally to go after this issue and go after it full force," said Charles P. Sexton Jr., the party leader in Springfield Township.</w:t>
+        <w:t>"Elderly have a high level of fear, more than others," says Richmond police Capt. Richard Bishop. "They end up prisoners in their homes."</w:t>
         <w:br/>
-        <w:t>Sexton also said he wants the county's delegation in Harrisburg to fall in line. "Anyone who doesn't want to support tax reform, we ought to vote him out of there," Sexton said. "The only way for senior citizens and young families to survive is through tax reform.</w:t>
+        <w:t>Nationally, violent crime against seniors is down 61% since 1974, says a Justice Department study in March.</w:t>
         <w:br/>
-        <w:t>The Pennsylvania legislature is looking at tax reform in a bill that has passed the Senate and is being considered in the House. The measure gives local taxing authorities - counties, municipalities and school districts - more tax options.</w:t>
+        <w:t>But elderly victims of violent crime are almost twice as likely as younger ones to be raped, robbed or assaulted at home or nearby. And violent crime rates rise among elderly who are poor, live in cities and rent rather than own their residences.</w:t>
         <w:br/>
-        <w:t>Nunn, however, attacks the bill for failing to spread the burden of school funding. Encouraging its defeat, he said, is his first order of business, so legislators don't use its passage as an excuse for ignoring what he calls "true tax reform."</w:t>
+        <w:t>"They perceive that they're victims and that they're easy targets" and rightfully so, says Chicago police investigator Paul Carroll.</w:t>
         <w:br/>
-        <w:t>Pennsylvania should look more closely at Michigan's example, Nunn contends. With similar demographics to Pennsylvania's, and the burden of high real estate taxes, Michigan set on a surprisingly swift course of tax reform two years ago.</w:t>
+        <w:t>"Is a 16-year-old gang member going to go after a guy . . . who maybe works out twice a day, or some old lady with a walker?"</w:t>
         <w:br/>
-        <w:t>It abolished local school real estate taxes and put in place a mix of measures, including an increase in the state sales tax and a modest statewide real estate tax. Local school districts can raise their own taxes within guidelines, but only with voter approval.</w:t>
+        <w:t>In Richmond, fears of the elderly are driven by reports of mounting violence on the streets of the state capital.</w:t>
         <w:br/>
-        <w:t>While Michigan achieved tax reform in a relatively speedy six months, Nunn knows that the road to substantive tax change in Pennsylvania is fraught with obstacles. He hopes to assemble a coalition of Philadelphia suburban legislators, some from Allegheny County, and even some from the rural part of the state, where farmers are hard hit by real estate taxes.</w:t>
+        <w:t>Richmond police have authorized thousands of overtime hours and brought in dozens of state police to help, but bloodshed continues: already a record 141 homicides with two months left in 1994.</w:t>
         <w:br/>
-        <w:t>Nunn also knows he'll need to court support from Philadelphia, especially since his vision of reform means abolishing the Sterling Act, which allows the city to collect its wage tax from commuters. "Philadelphia is being held hostage by that tax," Nunn said. "Having the cost of education and the courts lifted from Philadelphia would give it the financial breathing room to give up the Sterling Act and rid itself of the single biggest disincentive to business in the city."</w:t>
+        <w:t>"Something profound must occur spiritually," says the Rev. Robert Dawson of Bainbridge Street Baptist Church. "Until then, everything else is just Band-Aids."</w:t>
         <w:br/>
-        <w:t>Ultimately, Nunn hopes legislators will be moved by a constituency becoming increasingly exasperated by real estate taxes.</w:t>
+        <w:t>Robert Beasley says gunfire and altercations on his street have declined with more patrols and new street lights, but he and his wife, Evelyn, still don't feel safe.</w:t>
         <w:br/>
-        <w:t>Last month, he led the opposition to a countywide $100 million bond issue to preserve and create open space, arguing that it would rely on real estate taxes for funding. When voters soundly rejected the bond issue in a referendum, Nunn said it was a taxpayer cry for help.</w:t>
+        <w:t>"It's a war zone," says Beasley, 64, a retired accountant for the state. "I've had it." One night, thieves stole their car, parked in front of their house.</w:t>
         <w:br/>
-        <w:t>"In the end, this is an issue of basic fairness," Nunn said. "Someone who makes $20,000 or $50,000 or $100,000 should essentially pay the same [percentage] in taxes, whether they live in the city of Philadelphia or in Radnor Township."</w:t>
+        <w:t>Over three decades, they saw a "beautiful, nice and quiet" neighborhood of families raising children take on a hard-edged character. They want out now but haven't gotten any offers since they listed their house six month ago.</w:t>
+        <w:br/>
+        <w:t>Blocks away, near the rundown Blackwell public housing project, Curtis Claiborne sits outside the library on Hull Street, South Richmond's once-vibrant business strip pocked now with boarded-up stores.</w:t>
+        <w:br/>
+        <w:t>He shudders. An 80-year-old man he'd seen the day before was robbed as he walked home; his leg was broken.</w:t>
+        <w:br/>
+        <w:t>"I watch where I go. I don't go to the wrong places. I stay in at night," says Claiborne, 55, a retired janitor hobbled by diabetes. "I stay off back streets, try to be where I can see things."</w:t>
+        <w:br/>
+        <w:t>Laura King, 83, and a friend walk around their trailer park every evening for exercise - but never after dark.</w:t>
+        <w:br/>
+        <w:t>She's lived up and down "the pike" - Jefferson Davis Highway - more than 30 years, and its evolution saddens her.</w:t>
+        <w:br/>
+        <w:t>"So much dope in the trailer park now," she says. "Undesirable elements close by here."</w:t>
+        <w:br/>
+        <w:t>A motel up the street had three murders in a week recently.</w:t>
+        <w:br/>
+        <w:t>King concludes: "I've been lucky all these years."</w:t>
+        <w:br/>
+        <w:t>Clarence Tunstall, 77, lives alone but says he takes no special precautions. "I drive my truck anywhere in the city, go wherever I want" - unflinching, but nonetheless resigned.</w:t>
+        <w:br/>
+        <w:t>"If someone wants to get you," he says, "ain't nothin' you can do."</w:t>
+        <w:br/>
+        <w:t xml:space="preserve"> High-profile incidents of vulnerability</w:t>
+        <w:br/>
+        <w:t>While older people as a whole are less at risk of crime than other age groups, recent highly publicized incidents have dramatized their vulnerability in high-crime areas:</w:t>
+        <w:br/>
+        <w:t>-- In Detroit, civil rights legend Rosa Parks, 81, was beaten and robbed in her home in August. A suspect, identified from a sketch, had to be protected from an angry crowd.</w:t>
+        <w:br/>
+        <w:t>-- In Baltimore, Nathaniel Hurt, 61, harassed and intimidated by neighborhood teen-agers who vandalized his property, shot and killed a 13-year-old boy. He was indicted on a murder charge last week.</w:t>
+        <w:br/>
+        <w:t>Friends and neighbors rallied to bail Hurt out of jail. His lawyer, Stephen Miles, says Hurt is a scapegoat for inadequate police protection.</w:t>
+        <w:br/>
+        <w:t>"Police don't want to admit that elderly people in Baltimore can't go out their door without fear," Miles says.</w:t>
+        <w:br/>
+        <w:t xml:space="preserve"> Crime hits seniors at home Although the number has dropped over two decades, about 2.1 million crimes were committed against people 65 and older in 1992. Elderly crime victims:</w:t>
+        <w:br/>
+        <w:t xml:space="preserve"> Urban areas have most victims Victims per 1,000 people:</w:t>
+        <w:br/>
+        <w:t>Attacks often at or near home Where attack occured, by age of victim:</w:t>
+        <w:br/>
+        <w:t>Blacks more often victims Victims per 1,000 people:</w:t>
+        <w:br/>
+        <w:t>Most attacked by strangers Relation of attacker, by age of victim:</w:t>
+        <w:br/>
+        <w:br/>
+        <w:t>Notes</w:t>
+        <w:br/>
+        <w:br/>
+        <w:t>SENIORS AND CRIME; See info boxes at end of text</w:t>
         <w:br/>
         <w:br/>
         <w:t>Graphic</w:t>
@@ -95,11 +143,7 @@
         <w:br/>
         <w:t xml:space="preserve"> </w:t>
         <w:br/>
-        <w:t>PHOTO;</w:t>
-        <w:br/>
-        <w:t>PHOTO (1)</w:t>
-        <w:br/>
-        <w:t>1. Tax-reform proponent Wallace H. Nunn (left) smiles at fellow Delaware County Councilman Thomas H. Killion at a recent meeting. (For The Inquirer, PAOLA TAGLIAMONTE)</w:t>
+        <w:t>GRAPHIC, b/w, Bob Laird, USA TODAY, Source: U.S. Justice Department (Bar graph, Chart); PHOTOS, b/w, H. Darr Beiser, USA TODAY (3)</w:t>
       </w:r>
     </w:p>
     <w:sectPr>

--- a/example_articles/states/Virginia/4.states_Virginia_Other_publisher.docx
+++ b/example_articles/states/Virginia/4.states_Virginia_Other_publisher.docx
@@ -7,7 +7,7 @@
         <w:pStyle w:val="Heading1"/>
       </w:pPr>
       <w:r>
-        <w:t>For some elderly, fear darkens golden years / Richmond, Va., seniors easy prey</w:t>
+        <w:t>Democrats have sights on Va. as battleground; Voting patterns have shifted, but southern region is solidly GOP</w:t>
       </w:r>
     </w:p>
     <w:p>
@@ -17,7 +17,7 @@
     </w:p>
     <w:p>
       <w:r>
-        <w:t>Date: 1994-11-17</w:t>
+        <w:t>Date: 2008-09-22</w:t>
       </w:r>
     </w:p>
     <w:p>
@@ -27,7 +27,7 @@
     </w:p>
     <w:p>
       <w:r>
-        <w:t>Source file: Other publishers/Files (500) (27).DOCX</w:t>
+        <w:t>Source file: Other publishers/Files (500) (22).DOCX</w:t>
       </w:r>
     </w:p>
     <w:p>
@@ -49,93 +49,61 @@
     </w:p>
     <w:p>
       <w:r>
-        <w:t>Virginia Seward peers around her door, one finger poised over a little red "panic button" wired to a police station.</w:t>
+        <w:t>MECHANICSVILLE, Va. -- Gordon Maddox, a retired career police officer in this southern Virginia town, ticked off his priorities when deciding who to vote for in a presidential race.</w:t>
         <w:br/>
-        <w:t>Electronic security went in, she explains, after the third burglar cleaned her out.</w:t>
+        <w:t>"Integrity." "Good moral character." "Christian leadership."</w:t>
         <w:br/>
-        <w:t>The 67-year-old widow even had sensors hidden under the carpet lest anybody get past wired windows and doors.</w:t>
+        <w:t>These qualities rarely appear in national polls asking voters to list their priorities this election. But they come up often in southern Virginia, home to numerous military schools and evangelical universities.</w:t>
         <w:br/>
-        <w:t>"I raised all my kids in this neighborhood and there was never any trouble," Seward says. "You never locked the doors. You could sleep out on the porch on hot nights.</w:t>
+        <w:t>Largely on the strength of this region, Republicans have been taking Virginia in presidential elections for decades. The last time a Democrat won here was in 1964 when Lyndon Johnson defeated U.S. Sen. Barry Goldwater.</w:t>
         <w:br/>
-        <w:t>"Do that now and you'd be looking for trouble."</w:t>
+        <w:t>But Democrats believe the political stars may be aligned to turn the Old Dominion their way.</w:t>
         <w:br/>
-        <w:t>Hard times rule here in the Bainbridge Street neighborhood of South Richmond. The factories and warehouses that once supported a lively working class have given way to decline, drugs and crime.</w:t>
+        <w:t>For instance, Virginia has elected back-to-back Democrats for governor. In 2006, voters sent a Democrat to the U.S. Senate to replace a Republican. And Democrats made significant gains in 2007 in the Virginia House and took control of the state Senate.</w:t>
         <w:br/>
-        <w:t>And Seward - like millions of elderly who live in low-income, high-crime neighborhoods of the nation's cities - lives out her golden years in fear.</w:t>
+        <w:t>Most important, Democrats may not have to win over southern Virginians.</w:t>
         <w:br/>
-        <w:t>"I can't afford to go anyplace else," she says. "I couldn't get enough out of my house."</w:t>
+        <w:t>That's because the Virginia counties in the north close to Washington, D.C., have seen a huge influx of people in recent years and they vote Democratic.</w:t>
         <w:br/>
-        <w:t>So where thrive has become survive, she and next-door neighbor Frances Hall, 75, do what so many elderly do: They check up on one another, they stay wary, and they don't go out much at night.</w:t>
+        <w:t>"Northern Virginia has gotten deeper and deeper blue," says Bob Hovis, 66, a lawyer who lives in Fairfax County about 15 miles from Washington. "I think this is the year to turn Virginia completely blue."</w:t>
         <w:br/>
-        <w:t>"Elderly have a high level of fear, more than others," says Richmond police Capt. Richard Bishop. "They end up prisoners in their homes."</w:t>
+        <w:t>Since 2004, one out of every four new voter registrations have been in three counties: Fairfax, Loudoun and Prince William, according to figures from the state Board of Elections. All are in Northern Virginia.</w:t>
         <w:br/>
-        <w:t>Nationally, violent crime against seniors is down 61% since 1974, says a Justice Department study in March.</w:t>
+        <w:t>The race is close, polls say. Republican John McCain's lead of 50%-46% over Democrat Barack Obama in a CNN/Time/Opinion Research poll, conducted in Virginia after both parties held their conventions, was within the poll's margin of error.</w:t>
         <w:br/>
-        <w:t>But elderly victims of violent crime are almost twice as likely as younger ones to be raped, robbed or assaulted at home or nearby. And violent crime rates rise among elderly who are poor, live in cities and rent rather than own their residences.</w:t>
+        <w:t>Mark Rozell, a public policy professor based at George Mason University's Arlington campus, says he had expected the growth of the Democrat-leaning north and an increase in minority groups (which tend to vote Democratic) around the state to eventually weaken the Republican grip. But the change "came about more suddenly and dramatically than I had ever imagined."</w:t>
         <w:br/>
-        <w:t>"They perceive that they're victims and that they're easy targets" and rightfully so, says Chicago police investigator Paul Carroll.</w:t>
+        <w:t>The Obama campaign seems to sense a chance and is moving to capitalize on the trend. Obama has made 10 public appearances in Virginia since June. McCain has made three. Obama has outspent McCain $7 million to $4.6 million in Virginia, says Evan Tracey of the Campaign Media Analysis Group, which tracks ad costs.</w:t>
         <w:br/>
-        <w:t>"Is a 16-year-old gang member going to go after a guy . . . who maybe works out twice a day, or some old lady with a walker?"</w:t>
+        <w:t>Amy LaMarca volunteered in 2004 for Democrat John Kerry near her home in Fredericksburg and remembers fellow volunteers having to buy their own campaign materials. This year, she says, the Obama campaign has fully staffed the area.</w:t>
         <w:br/>
-        <w:t>In Richmond, fears of the elderly are driven by reports of mounting violence on the streets of the state capital.</w:t>
+        <w:t>"There was this assumption that the South was unwinnable, that we were just a bunch of country bumpkins," she says.</w:t>
         <w:br/>
-        <w:t>Richmond police have authorized thousands of overtime hours and brought in dozens of state police to help, but bloodshed continues: already a record 141 homicides with two months left in 1994.</w:t>
+        <w:t>The success of some Democrats in recent years will still be hard to duplicate for Obama.</w:t>
         <w:br/>
-        <w:t>"Something profound must occur spiritually," says the Rev. Robert Dawson of Bainbridge Street Baptist Church. "Until then, everything else is just Band-Aids."</w:t>
+        <w:t>Although the 2006 race for the U.S. Senate was won by Democrat Jim Webb, he did so barely, with a 9,329-vote margin of victory out of 2.3 million votes cast.</w:t>
         <w:br/>
-        <w:t>Robert Beasley says gunfire and altercations on his street have declined with more patrols and new street lights, but he and his wife, Evelyn, still don't feel safe.</w:t>
+        <w:t>And he won against Sen. George Allen, whose campaign was subjected to numerous negative articles in newspapers, TV programs and the Internet after he referred to a man of South Asian descent as "macaca" -- an ethnic slur in some countries.</w:t>
         <w:br/>
-        <w:t>"It's a war zone," says Beasley, 64, a retired accountant for the state. "I've had it." One night, thieves stole their car, parked in front of their house.</w:t>
+        <w:t>Also, Gov. Tim Kaine and his gubernatorial predecessor, Mark Warner (who is running for the U.S. Senate this year), ran on moderate, almost conservative platforms of vowing to slash government agencies and not raise taxes.</w:t>
         <w:br/>
-        <w:t>Over three decades, they saw a "beautiful, nice and quiet" neighborhood of families raising children take on a hard-edged character. They want out now but haven't gotten any offers since they listed their house six month ago.</w:t>
+        <w:t>Ron Jaeckle, who works at Fort Lee outside of Richmond, says there were "no substantial differences" between those candidates and a traditional GOP platform of low taxes and small government. But he says Obama's positions are much more liberal, making it hard for him to win over Virginia.</w:t>
         <w:br/>
-        <w:t>Blocks away, near the rundown Blackwell public housing project, Curtis Claiborne sits outside the library on Hull Street, South Richmond's once-vibrant business strip pocked now with boarded-up stores.</w:t>
+        <w:t>In 2004, President Bush beat Kerry 54%-45% and prevailed in 102 of the state's 134 voting localities, according to figures from the state elections board.</w:t>
         <w:br/>
-        <w:t>He shudders. An 80-year-old man he'd seen the day before was robbed as he walked home; his leg was broken.</w:t>
+        <w:t>Virginians in the south give a variety of reasons why they have voted Republican so consistently.</w:t>
         <w:br/>
-        <w:t>"I watch where I go. I don't go to the wrong places. I stay in at night," says Claiborne, 55, a retired janitor hobbled by diabetes. "I stay off back streets, try to be where I can see things."</w:t>
+        <w:t>For Darren Apple, a door installer who lives on the south side of Richmond, the answer is simple: "If your daddy does something, that's what you do."</w:t>
         <w:br/>
-        <w:t>Laura King, 83, and a friend walk around their trailer park every evening for exercise - but never after dark.</w:t>
+        <w:t>Obama's appeal is lost on many people in rural Virginia and in such towns as Mechanicsville, a working-class suburb of Richmond where American flags are on display outside homes on seemingly every block.</w:t>
         <w:br/>
-        <w:t>She's lived up and down "the pike" - Jefferson Davis Highway - more than 30 years, and its evolution saddens her.</w:t>
+        <w:t>Victoria Derby, who owns a cleaning business in Mechanicsville, says she thinks Republicans are more likely to help small-business owners like herself and lists off other policy stances that she shares with the GOP, but she says questions about Obama's character are paramount for Virginians.</w:t>
         <w:br/>
-        <w:t>"So much dope in the trailer park now," she says. "Undesirable elements close by here."</w:t>
+        <w:t>"If John McCain had that very same preacher, I would not be voting for him," Derby says of Obama's former pastor Jeremiah Wright, who made several incendiary comments that prompted Obama to leave his church. Obama "should've gotten up and walked out of that church a long time ago."</w:t>
         <w:br/>
-        <w:t>A motel up the street had three murders in a week recently.</w:t>
+        <w:t>Maddox pointed to comments that Obama's wife, Michelle, made in February that she was proud of her country for the first time in her life. "Those things, for people who are patriotic and love their country, that turns them off," he says.</w:t>
         <w:br/>
-        <w:t>King concludes: "I've been lucky all these years."</w:t>
-        <w:br/>
-        <w:t>Clarence Tunstall, 77, lives alone but says he takes no special precautions. "I drive my truck anywhere in the city, go wherever I want" - unflinching, but nonetheless resigned.</w:t>
-        <w:br/>
-        <w:t>"If someone wants to get you," he says, "ain't nothin' you can do."</w:t>
-        <w:br/>
-        <w:t xml:space="preserve"> High-profile incidents of vulnerability</w:t>
-        <w:br/>
-        <w:t>While older people as a whole are less at risk of crime than other age groups, recent highly publicized incidents have dramatized their vulnerability in high-crime areas:</w:t>
-        <w:br/>
-        <w:t>-- In Detroit, civil rights legend Rosa Parks, 81, was beaten and robbed in her home in August. A suspect, identified from a sketch, had to be protected from an angry crowd.</w:t>
-        <w:br/>
-        <w:t>-- In Baltimore, Nathaniel Hurt, 61, harassed and intimidated by neighborhood teen-agers who vandalized his property, shot and killed a 13-year-old boy. He was indicted on a murder charge last week.</w:t>
-        <w:br/>
-        <w:t>Friends and neighbors rallied to bail Hurt out of jail. His lawyer, Stephen Miles, says Hurt is a scapegoat for inadequate police protection.</w:t>
-        <w:br/>
-        <w:t>"Police don't want to admit that elderly people in Baltimore can't go out their door without fear," Miles says.</w:t>
-        <w:br/>
-        <w:t xml:space="preserve"> Crime hits seniors at home Although the number has dropped over two decades, about 2.1 million crimes were committed against people 65 and older in 1992. Elderly crime victims:</w:t>
-        <w:br/>
-        <w:t xml:space="preserve"> Urban areas have most victims Victims per 1,000 people:</w:t>
-        <w:br/>
-        <w:t>Attacks often at or near home Where attack occured, by age of victim:</w:t>
-        <w:br/>
-        <w:t>Blacks more often victims Victims per 1,000 people:</w:t>
-        <w:br/>
-        <w:t>Most attacked by strangers Relation of attacker, by age of victim:</w:t>
-        <w:br/>
-        <w:br/>
-        <w:t>Notes</w:t>
-        <w:br/>
-        <w:br/>
-        <w:t>SENIORS AND CRIME; See info boxes at end of text</w:t>
+        <w:t xml:space="preserve">O.P. Ditch, a retired Air Force colonel who runs Vets4McCain.com, sums up the Democrats' hopes of winning over his long-red state: "They're dreaming." </w:t>
         <w:br/>
         <w:br/>
         <w:t>Graphic</w:t>
@@ -143,7 +111,13 @@
         <w:br/>
         <w:t xml:space="preserve"> </w:t>
         <w:br/>
-        <w:t>GRAPHIC, b/w, Bob Laird, USA TODAY, Source: U.S. Justice Department (Bar graph, Chart); PHOTOS, b/w, H. Darr Beiser, USA TODAY (3)</w:t>
+        <w:t>GRAPHIC, B/W, Carlos Roig and Dave Merrill, USA TODAY, Sources: Census Bureau (2007)</w:t>
+        <w:br/>
+        <w:t>USA TODAY research</w:t>
+        <w:br/>
+        <w:t>Almanac of American Politics (Chart)</w:t>
+        <w:br/>
+        <w:t>PHOTO, B/W, Gerald Herbert, AP</w:t>
       </w:r>
     </w:p>
     <w:sectPr>

--- a/example_articles/states/Virginia/4.states_Virginia_Other_publisher.docx
+++ b/example_articles/states/Virginia/4.states_Virginia_Other_publisher.docx
@@ -7,7 +7,7 @@
         <w:pStyle w:val="Heading1"/>
       </w:pPr>
       <w:r>
-        <w:t>Democrats have sights on Va. as battleground; Voting patterns have shifted, but southern region is solidly GOP</w:t>
+        <w:t>INVESTMENTS SEEM AS UNPREDICTABLE AS EVER</w:t>
       </w:r>
     </w:p>
     <w:p>
@@ -17,22 +17,22 @@
     </w:p>
     <w:p>
       <w:r>
-        <w:t>Date: 2008-09-22</w:t>
+        <w:t>Date: 2013-01-10</w:t>
       </w:r>
     </w:p>
     <w:p>
       <w:r>
-        <w:t>Section: NEWS; Pg. 7A</w:t>
+        <w:t>Section: LIFESTYLE; Pg. A-2</w:t>
       </w:r>
     </w:p>
     <w:p>
       <w:r>
-        <w:t>Source file: Other publishers/Files (500) (22).DOCX</w:t>
+        <w:t>Source file: Other publishers/Files (500) (16).DOCX</w:t>
       </w:r>
     </w:p>
     <w:p>
       <w:r>
-        <w:t>Raw locations result, 'locations': ['Virginia']</w:t>
+        <w:t>Raw locations result, 'locations': ['West Virginia']</w:t>
       </w:r>
     </w:p>
     <w:p>
@@ -49,75 +49,53 @@
     </w:p>
     <w:p>
       <w:r>
-        <w:t>MECHANICSVILLE, Va. -- Gordon Maddox, a retired career police officer in this southern Virginia town, ticked off his priorities when deciding who to vote for in a presidential race.</w:t>
+        <w:t>I've been watching my 401(k) heal and wondering if anyone understands the American economy.</w:t>
         <w:br/>
-        <w:t>"Integrity." "Good moral character." "Christian leadership."</w:t>
+        <w:t>I'm not saying I do. But if President Barack Obama is supposed to be the archenemy of capitalism, few on Wall Street seem to have read that memo.</w:t>
         <w:br/>
-        <w:t>These qualities rarely appear in national polls asking voters to list their priorities this election. But they come up often in southern Virginia, home to numerous military schools and evangelical universities.</w:t>
+        <w:t>The flip side of that, though, is that this supposed friend of the working class has had a devil of a time getting people working and keeping them on the job.</w:t>
         <w:br/>
-        <w:t>Largely on the strength of this region, Republicans have been taking Virginia in presidential elections for decades. The last time a Democrat won here was in 1964 when Lyndon Johnson defeated U.S. Sen. Barry Goldwater.</w:t>
+        <w:t>The lesson here is an old one. Presidents don't deserve as much credit (or blame) for the state of the economy as they generally get. Nonetheless, the Wall Street story presents a dramatic contrast: The lean years of the George W. Bush administration have been sandwiched by four-year booms under Democratic presidents.</w:t>
         <w:br/>
-        <w:t>But Democrats believe the political stars may be aligned to turn the Old Dominion their way.</w:t>
+        <w:t>I asked my friend and financial adviser, Joe Hadobas, to compare two hypothetical investors. (Mr. Hadobas had the unfortunate luck to begin watching over some of my retirement money in mid-2007, just a few months before the start of the long bear market that ended in March 2009 -- yet we're still friends.)</w:t>
         <w:br/>
-        <w:t>For instance, Virginia has elected back-to-back Democrats for governor. In 2006, voters sent a Democrat to the U.S. Senate to replace a Republican. And Democrats made significant gains in 2007 in the Virginia House and took control of the state Senate.</w:t>
+        <w:t>At my request, he looked at a mythical person who invested during the last four years of President Bill Clinton's administration and the first four years of President Obama's administration. Then he compared those results to the fortunes of one who invested only during the eight years of the last Bush administration.</w:t>
         <w:br/>
-        <w:t>Most important, Democrats may not have to win over southern Virginians.</w:t>
+        <w:t>Each investor starts with an $9,000 investment Jan. 1 of the inaugural year and then invests an additional $1,000 on the first day of the succeeding years. (We'll use the total return for the Standard &amp; Poor's 500 stocks, including reinvested dividends.)</w:t>
         <w:br/>
-        <w:t>That's because the Virginia counties in the north close to Washington, D.C., have seen a huge influx of people in recent years and they vote Democratic.</w:t>
+        <w:t>The investor in the second term of the Clinton administration -- investing Jan. 1 of 1997, 1998, 1999 and 2000 -- would have this ending value as 2001 dawned: $20,403.</w:t>
         <w:br/>
-        <w:t>"Northern Virginia has gotten deeper and deeper blue," says Bob Hovis, 66, a lawyer who lives in Fairfax County about 15 miles from Washington. "I think this is the year to turn Virginia completely blue."</w:t>
+        <w:t>The same scenario for the eight years of Bush, from 2001 through 2008: $12,932.</w:t>
         <w:br/>
-        <w:t>Since 2004, one out of every four new voter registrations have been in three counties: Fairfax, Loudoun and Prince William, according to figures from the state Board of Elections. All are in Northern Virginia.</w:t>
+        <w:t>The same scenario for the four years of Obama, 2009 through 2102: $19,208.</w:t>
         <w:br/>
-        <w:t>The race is close, polls say. Republican John McCain's lead of 50%-46% over Democrat Barack Obama in a CNN/Time/Opinion Research poll, conducted in Virginia after both parties held their conventions, was within the poll's margin of error.</w:t>
+        <w:t>The difference becomes more stark in the scenario where an investor takes his haul of $20,403 from the last four Clinton years and hides it under a mattress, "vowing not to invest again until Dubya left office." By the end of 2012, that investor would have had $40,572 in his carefully interrupted eight years of investing, compared to the $12,932 under Bush.</w:t>
         <w:br/>
-        <w:t>Mark Rozell, a public policy professor based at George Mason University's Arlington campus, says he had expected the growth of the Democrat-leaning north and an increase in minority groups (which tend to vote Democratic) around the state to eventually weaken the Republican grip. But the change "came about more suddenly and dramatically than I had ever imagined."</w:t>
+        <w:t>Yowzah.</w:t>
         <w:br/>
-        <w:t>The Obama campaign seems to sense a chance and is moving to capitalize on the trend. Obama has made 10 public appearances in Virginia since June. McCain has made three. Obama has outspent McCain $7 million to $4.6 million in Virginia, says Evan Tracey of the Campaign Media Analysis Group, which tracks ad costs.</w:t>
+        <w:t>That may have far more to do with business cycles than who's sitting in the Oval Office, and it could all come crashing down, but that's the stock story so far.</w:t>
         <w:br/>
-        <w:t>Amy LaMarca volunteered in 2004 for Democrat John Kerry near her home in Fredericksburg and remembers fellow volunteers having to buy their own campaign materials. This year, she says, the Obama campaign has fully staffed the area.</w:t>
+        <w:t>If these past four years have been very good for retirement portfolio repair, the job market is another story. The same day Mr. Hadobas crunched these numbers, The New York Times noted that the private sector had added 725,000 jobs since 2008 -- while the public sector dropped 697,000 jobs. The net gain is a pitiful 28,000 jobs in four years -- "about the size of Weirton, W.Va., when I was a kid growing up there," Mr. Hadobas said.</w:t>
         <w:br/>
-        <w:t>"There was this assumption that the South was unwinnable, that we were just a bunch of country bumpkins," she says.</w:t>
+        <w:t>The good news?</w:t>
         <w:br/>
-        <w:t>The success of some Democrats in recent years will still be hard to duplicate for Obama.</w:t>
+        <w:t>"One would think that the right would be overjoyed at the reduction in government jobs," he said. "A meat ax has been taken to the employment sector Republicans despise above all. Meanwhile the market has soared, cash hoards have built on balance sheets and profit margins are at all-time highs."</w:t>
         <w:br/>
-        <w:t>Although the 2006 race for the U.S. Senate was won by Democrat Jim Webb, he did so barely, with a 9,329-vote margin of victory out of 2.3 million votes cast.</w:t>
+        <w:t>The nation also added 180,000 manufacturing jobs in the past year, 25,000 of them last month alone. Construction jobs also jumped more than 30,000 last month. Chalk up much of that construction to repairs in the wake of Superstorm Sandy but, overall, these are family-sustaining jobs.</w:t>
         <w:br/>
-        <w:t>And he won against Sen. George Allen, whose campaign was subjected to numerous negative articles in newspapers, TV programs and the Internet after he referred to a man of South Asian descent as "macaca" -- an ethnic slur in some countries.</w:t>
+        <w:t>They just haven't been coming fast enough. The unemployment rate still hovers around 7.8 percent, and food stamp outlays were never higher than they were last year. The Obama era thus far has been terrific for those who can rely on investment income but not nearly so good for those living paycheck to paycheck -- not that you'd guess that from last year's presidential campaign.</w:t>
         <w:br/>
-        <w:t>Also, Gov. Tim Kaine and his gubernatorial predecessor, Mark Warner (who is running for the U.S. Senate this year), ran on moderate, almost conservative platforms of vowing to slash government agencies and not raise taxes.</w:t>
+        <w:t>"It's a very confusing world, and the voting patterns of the left and right seem to add to the confusion," Mr. Hadobas said.</w:t>
         <w:br/>
-        <w:t>Ron Jaeckle, who works at Fort Lee outside of Richmond, says there were "no substantial differences" between those candidates and a traditional GOP platform of low taxes and small government. But he says Obama's positions are much more liberal, making it hard for him to win over Virginia.</w:t>
+        <w:t>Don't expect it to make more sense anytime soon. We got past the fiscal cliff with a plan that essentially piled on trillions more in debt in the coming decade -- and Wall Street loved it. Uncle Sam has gone on a spending spree with the credit card for most of the past 30 years -- yet interest rates remain at historic lows. Those low rates have encouraged more speculation in stocks. Who can blame anyone for being confused?</w:t>
         <w:br/>
-        <w:t>In 2004, President Bush beat Kerry 54%-45% and prevailed in 102 of the state's 134 voting localities, according to figures from the state elections board.</w:t>
-        <w:br/>
-        <w:t>Virginians in the south give a variety of reasons why they have voted Republican so consistently.</w:t>
-        <w:br/>
-        <w:t>For Darren Apple, a door installer who lives on the south side of Richmond, the answer is simple: "If your daddy does something, that's what you do."</w:t>
-        <w:br/>
-        <w:t>Obama's appeal is lost on many people in rural Virginia and in such towns as Mechanicsville, a working-class suburb of Richmond where American flags are on display outside homes on seemingly every block.</w:t>
-        <w:br/>
-        <w:t>Victoria Derby, who owns a cleaning business in Mechanicsville, says she thinks Republicans are more likely to help small-business owners like herself and lists off other policy stances that she shares with the GOP, but she says questions about Obama's character are paramount for Virginians.</w:t>
-        <w:br/>
-        <w:t>"If John McCain had that very same preacher, I would not be voting for him," Derby says of Obama's former pastor Jeremiah Wright, who made several incendiary comments that prompted Obama to leave his church. Obama "should've gotten up and walked out of that church a long time ago."</w:t>
-        <w:br/>
-        <w:t>Maddox pointed to comments that Obama's wife, Michelle, made in February that she was proud of her country for the first time in her life. "Those things, for people who are patriotic and love their country, that turns them off," he says.</w:t>
-        <w:br/>
-        <w:t xml:space="preserve">O.P. Ditch, a retired Air Force colonel who runs Vets4McCain.com, sums up the Democrats' hopes of winning over his long-red state: "They're dreaming." </w:t>
+        <w:t>The only sure thing is that a reckoning will come sooner or later, but it's already later than most would have guessed.</w:t>
         <w:br/>
         <w:br/>
-        <w:t>Graphic</w:t>
+        <w:t>Notes</w:t>
         <w:br/>
         <w:br/>
-        <w:t xml:space="preserve"> </w:t>
-        <w:br/>
-        <w:t>GRAPHIC, B/W, Carlos Roig and Dave Merrill, USA TODAY, Sources: Census Bureau (2007)</w:t>
-        <w:br/>
-        <w:t>USA TODAY research</w:t>
-        <w:br/>
-        <w:t>Almanac of American Politics (Chart)</w:t>
-        <w:br/>
-        <w:t>PHOTO, B/W, Gerald Herbert, AP</w:t>
+        <w:t>Brian O'Neill: boneill@post-gazette.com or 412-263-1947./</w:t>
       </w:r>
     </w:p>
     <w:sectPr>

--- a/example_articles/states/Virginia/4.states_Virginia_Other_publisher.docx
+++ b/example_articles/states/Virginia/4.states_Virginia_Other_publisher.docx
@@ -7,7 +7,7 @@
         <w:pStyle w:val="Heading1"/>
       </w:pPr>
       <w:r>
-        <w:t>INVESTMENTS SEEM AS UNPREDICTABLE AS EVER</w:t>
+        <w:t>Democrats have sights on Va. as battleground; Voting patterns have shifted, but southern region is solidly GOP</w:t>
       </w:r>
     </w:p>
     <w:p>
@@ -17,22 +17,22 @@
     </w:p>
     <w:p>
       <w:r>
-        <w:t>Date: 2013-01-10</w:t>
+        <w:t>Date: 2008-09-22</w:t>
       </w:r>
     </w:p>
     <w:p>
       <w:r>
-        <w:t>Section: LIFESTYLE; Pg. A-2</w:t>
+        <w:t>Section: NEWS; Pg. 7A</w:t>
       </w:r>
     </w:p>
     <w:p>
       <w:r>
-        <w:t>Source file: Other publishers/Files (500) (16).DOCX</w:t>
+        <w:t>Source file: Other publishers/Files (500) (22).DOCX</w:t>
       </w:r>
     </w:p>
     <w:p>
       <w:r>
-        <w:t>Raw locations result, 'locations': ['West Virginia']</w:t>
+        <w:t>Raw locations result, 'locations': ['Virginia']</w:t>
       </w:r>
     </w:p>
     <w:p>
@@ -49,53 +49,75 @@
     </w:p>
     <w:p>
       <w:r>
-        <w:t>I've been watching my 401(k) heal and wondering if anyone understands the American economy.</w:t>
+        <w:t>MECHANICSVILLE, Va. -- Gordon Maddox, a retired career police officer in this southern Virginia town, ticked off his priorities when deciding who to vote for in a presidential race.</w:t>
         <w:br/>
-        <w:t>I'm not saying I do. But if President Barack Obama is supposed to be the archenemy of capitalism, few on Wall Street seem to have read that memo.</w:t>
+        <w:t>"Integrity." "Good moral character." "Christian leadership."</w:t>
         <w:br/>
-        <w:t>The flip side of that, though, is that this supposed friend of the working class has had a devil of a time getting people working and keeping them on the job.</w:t>
+        <w:t>These qualities rarely appear in national polls asking voters to list their priorities this election. But they come up often in southern Virginia, home to numerous military schools and evangelical universities.</w:t>
         <w:br/>
-        <w:t>The lesson here is an old one. Presidents don't deserve as much credit (or blame) for the state of the economy as they generally get. Nonetheless, the Wall Street story presents a dramatic contrast: The lean years of the George W. Bush administration have been sandwiched by four-year booms under Democratic presidents.</w:t>
+        <w:t>Largely on the strength of this region, Republicans have been taking Virginia in presidential elections for decades. The last time a Democrat won here was in 1964 when Lyndon Johnson defeated U.S. Sen. Barry Goldwater.</w:t>
         <w:br/>
-        <w:t>I asked my friend and financial adviser, Joe Hadobas, to compare two hypothetical investors. (Mr. Hadobas had the unfortunate luck to begin watching over some of my retirement money in mid-2007, just a few months before the start of the long bear market that ended in March 2009 -- yet we're still friends.)</w:t>
+        <w:t>But Democrats believe the political stars may be aligned to turn the Old Dominion their way.</w:t>
         <w:br/>
-        <w:t>At my request, he looked at a mythical person who invested during the last four years of President Bill Clinton's administration and the first four years of President Obama's administration. Then he compared those results to the fortunes of one who invested only during the eight years of the last Bush administration.</w:t>
+        <w:t>For instance, Virginia has elected back-to-back Democrats for governor. In 2006, voters sent a Democrat to the U.S. Senate to replace a Republican. And Democrats made significant gains in 2007 in the Virginia House and took control of the state Senate.</w:t>
         <w:br/>
-        <w:t>Each investor starts with an $9,000 investment Jan. 1 of the inaugural year and then invests an additional $1,000 on the first day of the succeeding years. (We'll use the total return for the Standard &amp; Poor's 500 stocks, including reinvested dividends.)</w:t>
+        <w:t>Most important, Democrats may not have to win over southern Virginians.</w:t>
         <w:br/>
-        <w:t>The investor in the second term of the Clinton administration -- investing Jan. 1 of 1997, 1998, 1999 and 2000 -- would have this ending value as 2001 dawned: $20,403.</w:t>
+        <w:t>That's because the Virginia counties in the north close to Washington, D.C., have seen a huge influx of people in recent years and they vote Democratic.</w:t>
         <w:br/>
-        <w:t>The same scenario for the eight years of Bush, from 2001 through 2008: $12,932.</w:t>
+        <w:t>"Northern Virginia has gotten deeper and deeper blue," says Bob Hovis, 66, a lawyer who lives in Fairfax County about 15 miles from Washington. "I think this is the year to turn Virginia completely blue."</w:t>
         <w:br/>
-        <w:t>The same scenario for the four years of Obama, 2009 through 2102: $19,208.</w:t>
+        <w:t>Since 2004, one out of every four new voter registrations have been in three counties: Fairfax, Loudoun and Prince William, according to figures from the state Board of Elections. All are in Northern Virginia.</w:t>
         <w:br/>
-        <w:t>The difference becomes more stark in the scenario where an investor takes his haul of $20,403 from the last four Clinton years and hides it under a mattress, "vowing not to invest again until Dubya left office." By the end of 2012, that investor would have had $40,572 in his carefully interrupted eight years of investing, compared to the $12,932 under Bush.</w:t>
+        <w:t>The race is close, polls say. Republican John McCain's lead of 50%-46% over Democrat Barack Obama in a CNN/Time/Opinion Research poll, conducted in Virginia after both parties held their conventions, was within the poll's margin of error.</w:t>
         <w:br/>
-        <w:t>Yowzah.</w:t>
+        <w:t>Mark Rozell, a public policy professor based at George Mason University's Arlington campus, says he had expected the growth of the Democrat-leaning north and an increase in minority groups (which tend to vote Democratic) around the state to eventually weaken the Republican grip. But the change "came about more suddenly and dramatically than I had ever imagined."</w:t>
         <w:br/>
-        <w:t>That may have far more to do with business cycles than who's sitting in the Oval Office, and it could all come crashing down, but that's the stock story so far.</w:t>
+        <w:t>The Obama campaign seems to sense a chance and is moving to capitalize on the trend. Obama has made 10 public appearances in Virginia since June. McCain has made three. Obama has outspent McCain $7 million to $4.6 million in Virginia, says Evan Tracey of the Campaign Media Analysis Group, which tracks ad costs.</w:t>
         <w:br/>
-        <w:t>If these past four years have been very good for retirement portfolio repair, the job market is another story. The same day Mr. Hadobas crunched these numbers, The New York Times noted that the private sector had added 725,000 jobs since 2008 -- while the public sector dropped 697,000 jobs. The net gain is a pitiful 28,000 jobs in four years -- "about the size of Weirton, W.Va., when I was a kid growing up there," Mr. Hadobas said.</w:t>
+        <w:t>Amy LaMarca volunteered in 2004 for Democrat John Kerry near her home in Fredericksburg and remembers fellow volunteers having to buy their own campaign materials. This year, she says, the Obama campaign has fully staffed the area.</w:t>
         <w:br/>
-        <w:t>The good news?</w:t>
+        <w:t>"There was this assumption that the South was unwinnable, that we were just a bunch of country bumpkins," she says.</w:t>
         <w:br/>
-        <w:t>"One would think that the right would be overjoyed at the reduction in government jobs," he said. "A meat ax has been taken to the employment sector Republicans despise above all. Meanwhile the market has soared, cash hoards have built on balance sheets and profit margins are at all-time highs."</w:t>
+        <w:t>The success of some Democrats in recent years will still be hard to duplicate for Obama.</w:t>
         <w:br/>
-        <w:t>The nation also added 180,000 manufacturing jobs in the past year, 25,000 of them last month alone. Construction jobs also jumped more than 30,000 last month. Chalk up much of that construction to repairs in the wake of Superstorm Sandy but, overall, these are family-sustaining jobs.</w:t>
+        <w:t>Although the 2006 race for the U.S. Senate was won by Democrat Jim Webb, he did so barely, with a 9,329-vote margin of victory out of 2.3 million votes cast.</w:t>
         <w:br/>
-        <w:t>They just haven't been coming fast enough. The unemployment rate still hovers around 7.8 percent, and food stamp outlays were never higher than they were last year. The Obama era thus far has been terrific for those who can rely on investment income but not nearly so good for those living paycheck to paycheck -- not that you'd guess that from last year's presidential campaign.</w:t>
+        <w:t>And he won against Sen. George Allen, whose campaign was subjected to numerous negative articles in newspapers, TV programs and the Internet after he referred to a man of South Asian descent as "macaca" -- an ethnic slur in some countries.</w:t>
         <w:br/>
-        <w:t>"It's a very confusing world, and the voting patterns of the left and right seem to add to the confusion," Mr. Hadobas said.</w:t>
+        <w:t>Also, Gov. Tim Kaine and his gubernatorial predecessor, Mark Warner (who is running for the U.S. Senate this year), ran on moderate, almost conservative platforms of vowing to slash government agencies and not raise taxes.</w:t>
         <w:br/>
-        <w:t>Don't expect it to make more sense anytime soon. We got past the fiscal cliff with a plan that essentially piled on trillions more in debt in the coming decade -- and Wall Street loved it. Uncle Sam has gone on a spending spree with the credit card for most of the past 30 years -- yet interest rates remain at historic lows. Those low rates have encouraged more speculation in stocks. Who can blame anyone for being confused?</w:t>
+        <w:t>Ron Jaeckle, who works at Fort Lee outside of Richmond, says there were "no substantial differences" between those candidates and a traditional GOP platform of low taxes and small government. But he says Obama's positions are much more liberal, making it hard for him to win over Virginia.</w:t>
         <w:br/>
-        <w:t>The only sure thing is that a reckoning will come sooner or later, but it's already later than most would have guessed.</w:t>
+        <w:t>In 2004, President Bush beat Kerry 54%-45% and prevailed in 102 of the state's 134 voting localities, according to figures from the state elections board.</w:t>
+        <w:br/>
+        <w:t>Virginians in the south give a variety of reasons why they have voted Republican so consistently.</w:t>
+        <w:br/>
+        <w:t>For Darren Apple, a door installer who lives on the south side of Richmond, the answer is simple: "If your daddy does something, that's what you do."</w:t>
+        <w:br/>
+        <w:t>Obama's appeal is lost on many people in rural Virginia and in such towns as Mechanicsville, a working-class suburb of Richmond where American flags are on display outside homes on seemingly every block.</w:t>
+        <w:br/>
+        <w:t>Victoria Derby, who owns a cleaning business in Mechanicsville, says she thinks Republicans are more likely to help small-business owners like herself and lists off other policy stances that she shares with the GOP, but she says questions about Obama's character are paramount for Virginians.</w:t>
+        <w:br/>
+        <w:t>"If John McCain had that very same preacher, I would not be voting for him," Derby says of Obama's former pastor Jeremiah Wright, who made several incendiary comments that prompted Obama to leave his church. Obama "should've gotten up and walked out of that church a long time ago."</w:t>
+        <w:br/>
+        <w:t>Maddox pointed to comments that Obama's wife, Michelle, made in February that she was proud of her country for the first time in her life. "Those things, for people who are patriotic and love their country, that turns them off," he says.</w:t>
+        <w:br/>
+        <w:t xml:space="preserve">O.P. Ditch, a retired Air Force colonel who runs Vets4McCain.com, sums up the Democrats' hopes of winning over his long-red state: "They're dreaming." </w:t>
         <w:br/>
         <w:br/>
-        <w:t>Notes</w:t>
+        <w:t>Graphic</w:t>
         <w:br/>
         <w:br/>
-        <w:t>Brian O'Neill: boneill@post-gazette.com or 412-263-1947./</w:t>
+        <w:t xml:space="preserve"> </w:t>
+        <w:br/>
+        <w:t>GRAPHIC, B/W, Carlos Roig and Dave Merrill, USA TODAY, Sources: Census Bureau (2007)</w:t>
+        <w:br/>
+        <w:t>USA TODAY research</w:t>
+        <w:br/>
+        <w:t>Almanac of American Politics (Chart)</w:t>
+        <w:br/>
+        <w:t>PHOTO, B/W, Gerald Herbert, AP</w:t>
       </w:r>
     </w:p>
     <w:sectPr>
